--- a/移民的女人/索菲亚.docx
+++ b/移民的女人/索菲亚.docx
@@ -5,11 +5,19 @@
     <w:p>
       <w:pPr>
         <w:pStyle w:val="Heading2"/>
-        <w:numPr>
-          <w:ilvl w:val="0"/>
-          <w:numId w:val="1"/>
-        </w:numPr>
-      </w:pPr>
+      </w:pPr>
+      <w:r>
+        <w:rPr>
+          <w:rFonts w:hint="eastAsia"/>
+        </w:rPr>
+        <w:t>第一章</w:t>
+      </w:r>
+      <w:r>
+        <w:rPr>
+          <w:rFonts w:hint="eastAsia"/>
+        </w:rPr>
+        <w:t xml:space="preserve"> </w:t>
+      </w:r>
       <w:r>
         <w:rPr>
           <w:rFonts w:hint="eastAsia"/>
@@ -18,39 +26,377 @@
       </w:r>
     </w:p>
     <w:p>
-      <w:r>
-        <w:rPr>
-          <w:rFonts w:hint="eastAsia"/>
-        </w:rPr>
-        <w:t>下了班的索菲亚坐在家楼下小花园的圆凳上，不想回家，她不能够上了一天班，不用缓缓，就回家面对爸爸妈妈。她无法打起精神，收起疲惫落寞的面容，一身轻松地走进家门，做个让妈妈满意的女儿。</w:t>
+      <w:pPr>
+        <w:pStyle w:val="Heading2"/>
+        <w:rPr>
+          <w:rFonts w:asciiTheme="minorHAnsi" w:eastAsiaTheme="minorEastAsia" w:hAnsiTheme="minorHAnsi" w:cstheme="minorBidi"/>
+          <w:color w:val="auto"/>
+          <w:sz w:val="24"/>
+          <w:szCs w:val="24"/>
+          <w:lang w:eastAsia="zh-TW"/>
+        </w:rPr>
+      </w:pPr>
+      <w:r>
+        <w:rPr>
+          <w:rFonts w:asciiTheme="minorHAnsi" w:eastAsiaTheme="minorEastAsia" w:hAnsiTheme="minorHAnsi" w:cstheme="minorBidi"/>
+          <w:color w:val="auto"/>
+          <w:sz w:val="24"/>
+          <w:szCs w:val="24"/>
+        </w:rPr>
+        <w:t>下了班的索菲亚坐在家楼下小花园的圆凳上，不想回家。她没法在结束一天工作后，不稍作</w:t>
+      </w:r>
+      <w:r>
+        <w:rPr>
+          <w:rFonts w:asciiTheme="minorHAnsi" w:eastAsiaTheme="minorEastAsia" w:hAnsiTheme="minorHAnsi" w:cstheme="minorBidi" w:hint="eastAsia"/>
+          <w:color w:val="auto"/>
+          <w:sz w:val="24"/>
+          <w:szCs w:val="24"/>
+        </w:rPr>
+        <w:t>調整</w:t>
+      </w:r>
+      <w:r>
+        <w:rPr>
+          <w:rFonts w:asciiTheme="minorHAnsi" w:eastAsiaTheme="minorEastAsia" w:hAnsiTheme="minorHAnsi" w:cstheme="minorBidi"/>
+          <w:color w:val="auto"/>
+          <w:sz w:val="24"/>
+          <w:szCs w:val="24"/>
+        </w:rPr>
+        <w:t>就回去面对父母。</w:t>
+      </w:r>
+      <w:r>
+        <w:rPr>
+          <w:rFonts w:asciiTheme="minorHAnsi" w:eastAsiaTheme="minorEastAsia" w:hAnsiTheme="minorHAnsi" w:cstheme="minorBidi"/>
+          <w:color w:val="auto"/>
+          <w:sz w:val="24"/>
+          <w:szCs w:val="24"/>
+          <w:lang w:eastAsia="zh-TW"/>
+        </w:rPr>
+        <w:t>她</w:t>
+      </w:r>
+      <w:r>
+        <w:rPr>
+          <w:rFonts w:asciiTheme="minorHAnsi" w:eastAsiaTheme="minorEastAsia" w:hAnsiTheme="minorHAnsi" w:cstheme="minorBidi" w:hint="eastAsia"/>
+          <w:color w:val="auto"/>
+          <w:sz w:val="24"/>
+          <w:szCs w:val="24"/>
+          <w:lang w:eastAsia="zh-TW"/>
+        </w:rPr>
+        <w:t>需要時間</w:t>
+      </w:r>
+      <w:r>
+        <w:rPr>
+          <w:rFonts w:asciiTheme="minorHAnsi" w:eastAsiaTheme="minorEastAsia" w:hAnsiTheme="minorHAnsi" w:cstheme="minorBidi"/>
+          <w:color w:val="auto"/>
+          <w:sz w:val="24"/>
+          <w:szCs w:val="24"/>
+          <w:lang w:eastAsia="zh-TW"/>
+        </w:rPr>
+        <w:t>打</w:t>
+      </w:r>
+      <w:r>
+        <w:rPr>
+          <w:rFonts w:asciiTheme="minorHAnsi" w:eastAsiaTheme="minorEastAsia" w:hAnsiTheme="minorHAnsi" w:cstheme="minorBidi" w:hint="eastAsia"/>
+          <w:color w:val="auto"/>
+          <w:sz w:val="24"/>
+          <w:szCs w:val="24"/>
+          <w:lang w:eastAsia="zh-TW"/>
+        </w:rPr>
+        <w:t>起</w:t>
+      </w:r>
+      <w:r>
+        <w:rPr>
+          <w:rFonts w:asciiTheme="minorHAnsi" w:eastAsiaTheme="minorEastAsia" w:hAnsiTheme="minorHAnsi" w:cstheme="minorBidi"/>
+          <w:color w:val="auto"/>
+          <w:sz w:val="24"/>
+          <w:szCs w:val="24"/>
+          <w:lang w:eastAsia="zh-TW"/>
+        </w:rPr>
+        <w:t>精神，</w:t>
+      </w:r>
+      <w:r>
+        <w:rPr>
+          <w:rFonts w:asciiTheme="minorHAnsi" w:eastAsiaTheme="minorEastAsia" w:hAnsiTheme="minorHAnsi" w:cstheme="minorBidi" w:hint="eastAsia"/>
+          <w:color w:val="auto"/>
+          <w:sz w:val="24"/>
+          <w:szCs w:val="24"/>
+          <w:lang w:eastAsia="zh-TW"/>
+        </w:rPr>
+        <w:t>收</w:t>
+      </w:r>
+      <w:r>
+        <w:rPr>
+          <w:rFonts w:asciiTheme="minorHAnsi" w:eastAsiaTheme="minorEastAsia" w:hAnsiTheme="minorHAnsi" w:cstheme="minorBidi"/>
+          <w:color w:val="auto"/>
+          <w:sz w:val="24"/>
+          <w:szCs w:val="24"/>
+          <w:lang w:eastAsia="zh-TW"/>
+        </w:rPr>
+        <w:t>起疲惫落寞的神情，一身轻松走进家门，</w:t>
+      </w:r>
+      <w:r>
+        <w:rPr>
+          <w:rFonts w:asciiTheme="minorHAnsi" w:eastAsiaTheme="minorEastAsia" w:hAnsiTheme="minorHAnsi" w:cstheme="minorBidi" w:hint="eastAsia"/>
+          <w:color w:val="auto"/>
+          <w:sz w:val="24"/>
+          <w:szCs w:val="24"/>
+          <w:lang w:eastAsia="zh-TW"/>
+        </w:rPr>
+        <w:t>做一個媽媽可以接受</w:t>
+      </w:r>
+      <w:r>
+        <w:rPr>
+          <w:rFonts w:asciiTheme="minorHAnsi" w:eastAsiaTheme="minorEastAsia" w:hAnsiTheme="minorHAnsi" w:cstheme="minorBidi"/>
+          <w:color w:val="auto"/>
+          <w:sz w:val="24"/>
+          <w:szCs w:val="24"/>
+          <w:lang w:eastAsia="zh-TW"/>
+        </w:rPr>
+        <w:t>的女儿。</w:t>
       </w:r>
     </w:p>
     <w:p>
       <w:pPr>
-        <w:rPr>
-          <w:rFonts w:hint="eastAsia"/>
-        </w:rPr>
-      </w:pPr>
-      <w:r>
-        <w:rPr>
-          <w:rFonts w:hint="eastAsia"/>
-        </w:rPr>
-        <w:t>她坐了又坐，不能再晚了，缓慢起身回家。</w:t>
-      </w:r>
-      <w:r>
-        <w:rPr>
-          <w:rFonts w:hint="eastAsia"/>
-        </w:rPr>
-        <w:t>家里饭菜已经上了桌，爸爸儿子坐好了，妈妈还在拿菜，见她回来了，就说吃饭吧，</w:t>
+        <w:pStyle w:val="Heading2"/>
+        <w:rPr>
+          <w:rFonts w:asciiTheme="minorHAnsi" w:eastAsiaTheme="minorEastAsia" w:hAnsiTheme="minorHAnsi" w:cstheme="minorBidi"/>
+          <w:color w:val="auto"/>
+          <w:sz w:val="24"/>
+          <w:szCs w:val="24"/>
+        </w:rPr>
+      </w:pPr>
+      <w:r>
+        <w:rPr>
+          <w:rFonts w:asciiTheme="minorHAnsi" w:eastAsiaTheme="minorEastAsia" w:hAnsiTheme="minorHAnsi" w:cstheme="minorBidi" w:hint="eastAsia"/>
+          <w:color w:val="auto"/>
+          <w:sz w:val="24"/>
+          <w:szCs w:val="24"/>
+        </w:rPr>
+        <w:t>她坐了又坐，不能再拖下去了，于是缓缓起身回家。家里饭菜已经摆上桌，爸爸和儿子坐好了，妈妈还在端菜，看见她回来，便说吃饭吧。她应了一声好，走进自己的房间，放下挎包，坐在床边，好想躺一会儿，可不行，</w:t>
+      </w:r>
+      <w:r>
+        <w:rPr>
+          <w:rFonts w:asciiTheme="minorHAnsi" w:eastAsiaTheme="minorEastAsia" w:hAnsiTheme="minorHAnsi" w:cstheme="minorBidi" w:hint="eastAsia"/>
+          <w:color w:val="auto"/>
+          <w:sz w:val="24"/>
+          <w:szCs w:val="24"/>
+        </w:rPr>
+        <w:t>想</w:t>
+      </w:r>
+      <w:r>
+        <w:rPr>
+          <w:rFonts w:asciiTheme="minorHAnsi" w:eastAsiaTheme="minorEastAsia" w:hAnsiTheme="minorHAnsi" w:cstheme="minorBidi" w:hint="eastAsia"/>
+          <w:color w:val="auto"/>
+          <w:sz w:val="24"/>
+          <w:szCs w:val="24"/>
+        </w:rPr>
+        <w:t>洗把脸</w:t>
+      </w:r>
+      <w:r>
+        <w:rPr>
+          <w:rFonts w:asciiTheme="minorHAnsi" w:eastAsiaTheme="minorEastAsia" w:hAnsiTheme="minorHAnsi" w:cstheme="minorBidi" w:hint="eastAsia"/>
+          <w:color w:val="auto"/>
+          <w:sz w:val="24"/>
+          <w:szCs w:val="24"/>
+        </w:rPr>
+        <w:t>也</w:t>
+      </w:r>
+      <w:r>
+        <w:rPr>
+          <w:rFonts w:asciiTheme="minorHAnsi" w:eastAsiaTheme="minorEastAsia" w:hAnsiTheme="minorHAnsi" w:cstheme="minorBidi" w:hint="eastAsia"/>
+          <w:color w:val="auto"/>
+          <w:sz w:val="24"/>
+          <w:szCs w:val="24"/>
+        </w:rPr>
+        <w:t>懒得动，</w:t>
+      </w:r>
+      <w:r>
+        <w:rPr>
+          <w:rFonts w:asciiTheme="minorHAnsi" w:eastAsiaTheme="minorEastAsia" w:hAnsiTheme="minorHAnsi" w:cstheme="minorBidi" w:hint="eastAsia"/>
+          <w:color w:val="auto"/>
+          <w:sz w:val="24"/>
+          <w:szCs w:val="24"/>
+        </w:rPr>
+        <w:t>起來</w:t>
+      </w:r>
+      <w:r>
+        <w:rPr>
+          <w:rFonts w:asciiTheme="minorHAnsi" w:eastAsiaTheme="minorEastAsia" w:hAnsiTheme="minorHAnsi" w:cstheme="minorBidi" w:hint="eastAsia"/>
+          <w:color w:val="auto"/>
+          <w:sz w:val="24"/>
+          <w:szCs w:val="24"/>
+        </w:rPr>
+        <w:t>换好衣服去吃饭，要是慢了，妈妈又会不</w:t>
+      </w:r>
+      <w:r>
+        <w:rPr>
+          <w:rFonts w:asciiTheme="minorHAnsi" w:eastAsiaTheme="minorEastAsia" w:hAnsiTheme="minorHAnsi" w:cstheme="minorBidi" w:hint="eastAsia"/>
+          <w:color w:val="auto"/>
+          <w:sz w:val="24"/>
+          <w:szCs w:val="24"/>
+        </w:rPr>
+        <w:t>快</w:t>
+      </w:r>
+      <w:r>
+        <w:rPr>
+          <w:rFonts w:asciiTheme="minorHAnsi" w:eastAsiaTheme="minorEastAsia" w:hAnsiTheme="minorHAnsi" w:cstheme="minorBidi" w:hint="eastAsia"/>
+          <w:color w:val="auto"/>
+          <w:sz w:val="24"/>
+          <w:szCs w:val="24"/>
+        </w:rPr>
+        <w:t>。</w:t>
       </w:r>
     </w:p>
     <w:p>
       <w:pPr>
+        <w:pStyle w:val="Heading2"/>
+        <w:rPr>
+          <w:rFonts w:asciiTheme="minorHAnsi" w:eastAsiaTheme="minorEastAsia" w:hAnsiTheme="minorHAnsi" w:cstheme="minorBidi"/>
+          <w:color w:val="auto"/>
+          <w:sz w:val="24"/>
+          <w:szCs w:val="24"/>
+        </w:rPr>
+      </w:pPr>
+      <w:r>
+        <w:rPr>
+          <w:rFonts w:asciiTheme="minorHAnsi" w:eastAsiaTheme="minorEastAsia" w:hAnsiTheme="minorHAnsi" w:cstheme="minorBidi" w:hint="eastAsia"/>
+          <w:color w:val="auto"/>
+          <w:sz w:val="24"/>
+          <w:szCs w:val="24"/>
+        </w:rPr>
+        <w:t>她坐下吃饭，主动找话题和儿子、妈妈、爸爸聊天，尽量照顾到每个人，装作一副能够扛起一切的样子。</w:t>
+      </w:r>
+    </w:p>
+    <w:p>
+      <w:pPr>
+        <w:pStyle w:val="Heading2"/>
+        <w:rPr>
+          <w:rFonts w:asciiTheme="minorHAnsi" w:eastAsiaTheme="minorEastAsia" w:hAnsiTheme="minorHAnsi" w:cstheme="minorBidi"/>
+          <w:color w:val="auto"/>
+          <w:sz w:val="24"/>
+          <w:szCs w:val="24"/>
+        </w:rPr>
+      </w:pPr>
+      <w:r>
+        <w:rPr>
+          <w:rFonts w:asciiTheme="minorHAnsi" w:eastAsiaTheme="minorEastAsia" w:hAnsiTheme="minorHAnsi" w:cstheme="minorBidi" w:hint="eastAsia"/>
+          <w:color w:val="auto"/>
+          <w:sz w:val="24"/>
+          <w:szCs w:val="24"/>
+        </w:rPr>
+        <w:t>可聊着聊着，不知哪句话惹得妈妈不高兴，爸爸妈妈开始大声争执。她也绷不住了，情绪不受控制地涌上来，三个人全都激动起来，各自诉说心里的委屈，指责对方的不是，全然没留意一旁的儿子。</w:t>
+      </w:r>
+      <w:r>
+        <w:rPr>
+          <w:rFonts w:asciiTheme="minorHAnsi" w:eastAsiaTheme="minorEastAsia" w:hAnsiTheme="minorHAnsi" w:cstheme="minorBidi" w:hint="eastAsia"/>
+          <w:color w:val="auto"/>
+          <w:sz w:val="24"/>
+          <w:szCs w:val="24"/>
+        </w:rPr>
+        <w:t>他</w:t>
+      </w:r>
+      <w:r>
+        <w:rPr>
+          <w:rFonts w:asciiTheme="minorHAnsi" w:eastAsiaTheme="minorEastAsia" w:hAnsiTheme="minorHAnsi" w:cstheme="minorBidi" w:hint="eastAsia"/>
+          <w:color w:val="auto"/>
+          <w:sz w:val="24"/>
+          <w:szCs w:val="24"/>
+        </w:rPr>
+        <w:t>或许已经到一边去玩了。</w:t>
+      </w:r>
+    </w:p>
+    <w:p>
+      <w:pPr>
+        <w:pStyle w:val="Heading2"/>
+        <w:rPr>
+          <w:rFonts w:asciiTheme="minorHAnsi" w:eastAsiaTheme="minorEastAsia" w:hAnsiTheme="minorHAnsi" w:cstheme="minorBidi"/>
+          <w:color w:val="auto"/>
+          <w:sz w:val="24"/>
+          <w:szCs w:val="24"/>
+        </w:rPr>
+      </w:pPr>
+      <w:r>
+        <w:rPr>
+          <w:rFonts w:asciiTheme="minorHAnsi" w:eastAsiaTheme="minorEastAsia" w:hAnsiTheme="minorHAnsi" w:cstheme="minorBidi" w:hint="eastAsia"/>
+          <w:color w:val="auto"/>
+          <w:sz w:val="24"/>
+          <w:szCs w:val="24"/>
+        </w:rPr>
+        <w:t>这天早上，一家人又不知因何事争吵，险些动手。视频那头孩子的父亲目睹了全过程。后来他对索菲亚说：“要不你们来美国吧。”她听完如释重负，终于</w:t>
+      </w:r>
+      <w:r>
+        <w:rPr>
+          <w:rFonts w:asciiTheme="minorHAnsi" w:eastAsiaTheme="minorEastAsia" w:hAnsiTheme="minorHAnsi" w:cstheme="minorBidi" w:hint="eastAsia"/>
+          <w:color w:val="auto"/>
+          <w:sz w:val="24"/>
+          <w:szCs w:val="24"/>
+        </w:rPr>
+        <w:t>可以</w:t>
+      </w:r>
+      <w:r>
+        <w:rPr>
+          <w:rFonts w:asciiTheme="minorHAnsi" w:eastAsiaTheme="minorEastAsia" w:hAnsiTheme="minorHAnsi" w:cstheme="minorBidi" w:hint="eastAsia"/>
+          <w:color w:val="auto"/>
+          <w:sz w:val="24"/>
+          <w:szCs w:val="24"/>
+        </w:rPr>
+        <w:t>解脱，不必继续这份工作，离开父母，</w:t>
+      </w:r>
+      <w:r>
+        <w:rPr>
+          <w:rFonts w:asciiTheme="minorHAnsi" w:eastAsiaTheme="minorEastAsia" w:hAnsiTheme="minorHAnsi" w:cstheme="minorBidi" w:hint="eastAsia"/>
+          <w:color w:val="auto"/>
+          <w:sz w:val="24"/>
+          <w:szCs w:val="24"/>
+        </w:rPr>
+        <w:t>去</w:t>
+      </w:r>
+      <w:r>
+        <w:rPr>
+          <w:rFonts w:asciiTheme="minorHAnsi" w:eastAsiaTheme="minorEastAsia" w:hAnsiTheme="minorHAnsi" w:cstheme="minorBidi" w:hint="eastAsia"/>
+          <w:color w:val="auto"/>
+          <w:sz w:val="24"/>
+          <w:szCs w:val="24"/>
+        </w:rPr>
+        <w:t>美国。</w:t>
+      </w:r>
+    </w:p>
+    <w:p>
+      <w:pPr>
+        <w:pStyle w:val="Heading2"/>
+      </w:pPr>
+      <w:r>
         <w:rPr>
           <w:rFonts w:hint="eastAsia"/>
         </w:rPr>
-      </w:pPr>
+        <w:t>第二章</w:t>
+      </w:r>
+      <w:r>
+        <w:rPr>
+          <w:rFonts w:hint="eastAsia"/>
+        </w:rPr>
+        <w:t xml:space="preserve"> </w:t>
+      </w:r>
+      <w:r>
+        <w:rPr>
+          <w:rFonts w:hint="eastAsia"/>
+        </w:rPr>
+        <w:t>剛到</w:t>
+      </w:r>
+      <w:r>
+        <w:rPr>
+          <w:rFonts w:hint="eastAsia"/>
+        </w:rPr>
+        <w:t>美國</w:t>
+      </w:r>
     </w:p>
+    <w:p>
+      <w:pPr>
+        <w:rPr>
+          <w:rFonts w:hint="eastAsia"/>
+        </w:rPr>
+      </w:pPr>
+    </w:p>
+    <w:p/>
     <w:p/>
     <w:sectPr>
       <w:pgSz w:w="12240" w:h="15840"/>
@@ -811,6 +1157,7 @@
   <w:style w:type="character" w:default="1" w:styleId="DefaultParagraphFont">
     <w:name w:val="Default Paragraph Font"/>
     <w:uiPriority w:val="1"/>
+    <w:semiHidden/>
     <w:unhideWhenUsed/>
   </w:style>
   <w:style w:type="table" w:default="1" w:styleId="TableNormal">
